--- a/AVS_proposal.docx
+++ b/AVS_proposal.docx
@@ -44,66 +44,50 @@
         <w:jc w:val="center"/>
         <w:rPr>
           <w:sz w:val="24"/>
-          <w:lang w:val="fr-FR"/>
         </w:rPr>
       </w:pPr>
       <w:r>
         <w:rPr>
           <w:sz w:val="24"/>
-          <w:lang w:val="fr-FR"/>
         </w:rPr>
         <w:t>Adrien Fabre</w:t>
       </w:r>
       <w:r>
         <w:rPr>
           <w:sz w:val="24"/>
-          <w:lang w:val="fr-FR"/>
+        </w:rPr>
+        <w:t xml:space="preserve"> (CNRS, CIRED) </w:t>
+      </w:r>
+      <w:r>
+        <w:rPr>
+          <w:sz w:val="24"/>
+        </w:rPr>
+        <w:t xml:space="preserve">&amp; Sonja </w:t>
+      </w:r>
+      <w:proofErr w:type="spellStart"/>
+      <w:r>
+        <w:rPr>
+          <w:sz w:val="24"/>
+        </w:rPr>
+        <w:t>Savolainen</w:t>
+      </w:r>
+      <w:proofErr w:type="spellEnd"/>
+      <w:r>
+        <w:rPr>
+          <w:sz w:val="24"/>
         </w:rPr>
         <w:t xml:space="preserve"> (CNRS, CIRED)</w:t>
       </w:r>
-      <w:r>
-        <w:rPr>
-          <w:sz w:val="24"/>
-          <w:lang w:val="fr-FR"/>
-        </w:rPr>
-        <w:t xml:space="preserve"> </w:t>
-      </w:r>
-      <w:r>
-        <w:rPr>
-          <w:sz w:val="24"/>
-          <w:lang w:val="fr-FR"/>
-        </w:rPr>
-        <w:t>&amp; Sonja Savolainen</w:t>
-      </w:r>
-      <w:r>
-        <w:rPr>
-          <w:sz w:val="24"/>
-          <w:lang w:val="fr-FR"/>
-        </w:rPr>
-        <w:t xml:space="preserve"> </w:t>
-      </w:r>
-      <w:r>
-        <w:rPr>
-          <w:sz w:val="24"/>
-          <w:lang w:val="fr-FR"/>
-        </w:rPr>
-        <w:t>(CNRS, CIRED)</w:t>
-      </w:r>
-    </w:p>
-    <w:p>
-      <w:pPr>
-        <w:jc w:val="both"/>
-        <w:rPr>
-          <w:lang w:val="fr-FR"/>
-        </w:rPr>
-      </w:pPr>
-    </w:p>
-    <w:p>
-      <w:pPr>
-        <w:jc w:val="both"/>
-      </w:pPr>
-      <w:bookmarkStart w:id="0" w:name="_GoBack"/>
-      <w:bookmarkEnd w:id="0"/>
+    </w:p>
+    <w:p>
+      <w:pPr>
+        <w:jc w:val="both"/>
+      </w:pPr>
+    </w:p>
+    <w:p>
+      <w:pPr>
+        <w:jc w:val="both"/>
+      </w:pPr>
       <w:r>
         <w:t>We plan to study the political views expressed in interviews of a large, quasi-representative sample of</w:t>
       </w:r>
@@ -114,10 +98,40 @@
         <w:rPr>
           <w:i/>
         </w:rPr>
-        <w:t>What do people care about (politically)? How does this relate to their living condition?</w:t>
-      </w:r>
-      <w:r>
-        <w:t xml:space="preserve"> We will use mixed methods: in particular, we will exploit the large size of the sample to quantitatively analyze the qualitative material. Our research will be based on four steps:</w:t>
+        <w:t>What do people care about (politically)</w:t>
+      </w:r>
+      <w:proofErr w:type="gramStart"/>
+      <w:r>
+        <w:rPr>
+          <w:i/>
+        </w:rPr>
+        <w:t>?</w:t>
+      </w:r>
+      <w:proofErr w:type="gramEnd"/>
+      <w:r>
+        <w:rPr>
+          <w:i/>
+        </w:rPr>
+        <w:t xml:space="preserve"> How does this relate to their living condition?</w:t>
+      </w:r>
+      <w:r>
+        <w:t xml:space="preserve"> We will use mixed methods: in particular, we will exploit the large size of the sample </w:t>
+      </w:r>
+      <w:proofErr w:type="gramStart"/>
+      <w:r>
+        <w:t>to quantitatively analyze</w:t>
+      </w:r>
+      <w:proofErr w:type="gramEnd"/>
+      <w:r>
+        <w:t xml:space="preserve"> the qualitative material. Our research </w:t>
+      </w:r>
+      <w:proofErr w:type="gramStart"/>
+      <w:r>
+        <w:t>will be based</w:t>
+      </w:r>
+      <w:proofErr w:type="gramEnd"/>
+      <w:r>
+        <w:t xml:space="preserve"> on four steps:</w:t>
       </w:r>
     </w:p>
     <w:p>
@@ -132,12 +146,14 @@
           <w:b/>
         </w:rPr>
       </w:pPr>
+      <w:proofErr w:type="gramStart"/>
       <w:r>
         <w:rPr>
           <w:b/>
         </w:rPr>
         <w:t>Analyze questions “How would you describe your political views”?</w:t>
       </w:r>
+      <w:proofErr w:type="gramEnd"/>
     </w:p>
     <w:p>
       <w:pPr>
@@ -148,13 +164,16 @@
         <w:t xml:space="preserve">We will </w:t>
       </w:r>
       <w:r>
-        <w:t xml:space="preserve">conduct a thematic analysis of </w:t>
-      </w:r>
-      <w:r>
-        <w:t>questions 27-29 and 199, on political attitudes</w:t>
-      </w:r>
-      <w:r>
-        <w:t xml:space="preserve">. Our primary methodology will be manual coding: we will </w:t>
+        <w:t>conduct a thematic analysis of questions 27-29 and 199,</w:t>
+      </w:r>
+      <w:r>
+        <w:rPr>
+          <w:rStyle w:val="Appelnotedebasdep"/>
+        </w:rPr>
+        <w:footnoteReference w:id="1"/>
+      </w:r>
+      <w:r>
+        <w:t xml:space="preserve"> on political attitudes. Our primary methodology will be manual coding: we will </w:t>
       </w:r>
       <w:r>
         <w:t xml:space="preserve">read and code one-by-one the answers. </w:t>
@@ -183,19 +202,7 @@
         <w:jc w:val="both"/>
       </w:pPr>
       <w:r>
-        <w:t xml:space="preserve">Based on our interpretation of the transcripts, we will also produce a narrative analysis by identifying overarching patterns in the </w:t>
-      </w:r>
-      <w:r>
-        <w:t xml:space="preserve">respondents’ </w:t>
-      </w:r>
-      <w:r>
-        <w:t>narratives</w:t>
-      </w:r>
-      <w:r>
-        <w:t>, paying attention to</w:t>
-      </w:r>
-      <w:r>
-        <w:t xml:space="preserve"> specific themes: purchasing power, the environment, inequality, and immigration.</w:t>
+        <w:t>Based on our interpretation of the transcripts, we will also produce a narrative analysis by identifying overarching patterns in the respondents’ narratives, paying attention to specific themes: purchasing power, the environment, inequality, and immigration.</w:t>
       </w:r>
     </w:p>
     <w:p>
@@ -339,7 +346,15 @@
         <w:jc w:val="both"/>
       </w:pPr>
       <w:r>
-        <w:t>If we are granted access to the audio files, we will use speech recognition models to infer the tone and emotion conveyed by each response (e.g. joy, anxiety, apathy…). We will then analyze the socioeconomic determinants of emotions.</w:t>
+        <w:t xml:space="preserve">If we </w:t>
+      </w:r>
+      <w:proofErr w:type="gramStart"/>
+      <w:r>
+        <w:t>are granted</w:t>
+      </w:r>
+      <w:proofErr w:type="gramEnd"/>
+      <w:r>
+        <w:t xml:space="preserve"> access to the audio files, we will use speech recognition models to infer the tone and emotion conveyed by each response (e.g. joy, anxiety, apathy…). We will then analyze the socioeconomic determinants of emotions.</w:t>
       </w:r>
     </w:p>
     <w:sectPr>
@@ -396,6 +411,51 @@
       </w:pPr>
       <w:r>
         <w:continuationSeparator/>
+      </w:r>
+    </w:p>
+  </w:footnote>
+  <w:footnote w:id="1">
+    <w:p>
+      <w:pPr>
+        <w:pStyle w:val="Notedebasdepage"/>
+      </w:pPr>
+      <w:r>
+        <w:rPr>
+          <w:rStyle w:val="Appelnotedebasdep"/>
+        </w:rPr>
+        <w:footnoteRef/>
+      </w:r>
+      <w:r>
+        <w:t xml:space="preserve"> These questions ask variants of: </w:t>
+      </w:r>
+      <w:bookmarkStart w:id="0" w:name="_GoBack"/>
+      <w:bookmarkEnd w:id="0"/>
+      <w:r>
+        <w:rPr>
+          <w:i/>
+        </w:rPr>
+        <w:t>Do you vote? What are your political views? How have they changed recently?</w:t>
+      </w:r>
+      <w:r>
+        <w:t xml:space="preserve"> </w:t>
+      </w:r>
+      <w:r>
+        <w:rPr>
+          <w:i/>
+        </w:rPr>
+        <w:t xml:space="preserve">What would you say to </w:t>
+      </w:r>
+      <w:r>
+        <w:rPr>
+          <w:i/>
+        </w:rPr>
+        <w:t>a policymaker</w:t>
+      </w:r>
+      <w:r>
+        <w:rPr>
+          <w:i/>
+        </w:rPr>
+        <w:t>?</w:t>
       </w:r>
     </w:p>
   </w:footnote>
@@ -1366,7 +1426,7 @@
 </file>
 
 <file path=customXml/itemProps1.xml><?xml version="1.0" encoding="utf-8"?>
-<ds:datastoreItem xmlns:ds="http://schemas.openxmlformats.org/officeDocument/2006/customXml" ds:itemID="{9E65356C-92D9-4F65-8EAE-6D46DED92E7B}">
+<ds:datastoreItem xmlns:ds="http://schemas.openxmlformats.org/officeDocument/2006/customXml" ds:itemID="{0B6A6BD2-D30C-4352-9D0B-326A9F045EE5}">
   <ds:schemaRefs>
     <ds:schemaRef ds:uri="http://schemas.openxmlformats.org/officeDocument/2006/bibliography"/>
   </ds:schemaRefs>
